--- a/Volume 1/Chapter 02 - Language Fundamentals/SPA_Vol1_Ch2_Lesson2_2_Functions.docx
+++ b/Volume 1/Chapter 02 - Language Fundamentals/SPA_Vol1_Ch2_Lesson2_2_Functions.docx
@@ -795,7 +795,7 @@
         <w:keepNext/>
       </w:pPr>
       <w:r>
-        <w:t>Save each source and supporting file from this lesson into the matching path in the project layout. As in Chapter 1, notepad .\c\basic_functions.c creates and opens one: choose Yes, type the file, save it with Ctrl+S, and close Notepad. Then install the TypeScript compiler for this project.</w:t>
+        <w:t>Next, let the tools create each project's settings file, as in Chapter 1. Remember, dotnet new console -o makes a C# project in the folder -o names, with a .csproj file and a Program.cs. The starter Program.cs only prints Hello, World!; you replace it with this lesson's code in the C# section. Remember, go mod init makes the .\go folder a module by writing .\go\go.mod. Its go line shows the Go version you have installed.</w:t>
       </w:r>
     </w:p>
     <w:p>
@@ -806,9 +806,298 @@
     <w:p>
       <w:pPr>
         <w:pStyle w:val="CommandBlock"/>
-      </w:pPr>
-      <w:r>
-        <w:t>npm --prefix .\typescript install --ignore-scripts --no-audit --no-fund</w:t>
+        <w:keepNext/>
+      </w:pPr>
+      <w:r>
+        <w:t>dotnet new console -o .\csharp\BasicFunctions</w:t>
+      </w:r>
+    </w:p>
+    <w:p>
+      <w:pPr>
+        <w:pStyle w:val="CommandBlock"/>
+        <w:keepNext/>
+      </w:pPr>
+      <w:r>
+        <w:t>dotnet new console -o .\csharp\Functions</w:t>
+      </w:r>
+    </w:p>
+    <w:p>
+      <w:pPr>
+        <w:pStyle w:val="CommandBlock"/>
+      </w:pPr>
+      <w:r>
+        <w:t>go -C .\go mod init example.com/functions</w:t>
+      </w:r>
+    </w:p>
+    <w:p>
+      <w:pPr>
+        <w:keepNext/>
+      </w:pPr>
+    </w:p>
+    <w:p>
+      <w:pPr>
+        <w:keepNext/>
+      </w:pPr>
+      <w:r>
+        <w:t>Then make the TypeScript project's package.json. Remember, npm init -y makes package.json inside .\typescript, npm pkg set and npm pkg delete shape its fields, and npm install pins the compiler. npm init ignores --prefix, so Push-Location first moves into .\typescript, and Pop-Location moves back to lesson-2.2.</w:t>
+      </w:r>
+    </w:p>
+    <w:p>
+      <w:pPr>
+        <w:keepNext/>
+      </w:pPr>
+    </w:p>
+    <w:p>
+      <w:pPr>
+        <w:pStyle w:val="CommandBlock"/>
+        <w:keepNext/>
+      </w:pPr>
+      <w:r>
+        <w:t>Push-Location .\typescript</w:t>
+      </w:r>
+    </w:p>
+    <w:p>
+      <w:pPr>
+        <w:pStyle w:val="CommandBlock"/>
+        <w:keepNext/>
+      </w:pPr>
+      <w:r>
+        <w:t>npm init -y</w:t>
+      </w:r>
+    </w:p>
+    <w:p>
+      <w:pPr>
+        <w:pStyle w:val="CommandBlock"/>
+        <w:keepNext/>
+      </w:pPr>
+      <w:r>
+        <w:t>npm pkg set name=functions-typescript type=module</w:t>
+      </w:r>
+    </w:p>
+    <w:p>
+      <w:pPr>
+        <w:pStyle w:val="CommandBlock"/>
+        <w:keepNext/>
+      </w:pPr>
+      <w:r>
+        <w:t>npm pkg set private=true --json</w:t>
+      </w:r>
+    </w:p>
+    <w:p>
+      <w:pPr>
+        <w:pStyle w:val="CommandBlock"/>
+        <w:keepNext/>
+      </w:pPr>
+      <w:r>
+        <w:t>npm pkg set "scripts.check=tsc --noEmit" "scripts.build=tsc --noEmitOnError"</w:t>
+      </w:r>
+    </w:p>
+    <w:p>
+      <w:pPr>
+        <w:pStyle w:val="CommandBlock"/>
+        <w:keepNext/>
+      </w:pPr>
+      <w:r>
+        <w:t>npm pkg delete version description main keywords author license scripts.test</w:t>
+      </w:r>
+    </w:p>
+    <w:p>
+      <w:pPr>
+        <w:pStyle w:val="CommandBlock"/>
+        <w:keepNext/>
+      </w:pPr>
+      <w:r>
+        <w:t>npm install --save-dev --save-exact typescript@7.0.2 @types/node@24.13.5 `</w:t>
+      </w:r>
+    </w:p>
+    <w:p>
+      <w:pPr>
+        <w:pStyle w:val="CommandBlock"/>
+        <w:keepNext/>
+      </w:pPr>
+      <w:r>
+        <w:t xml:space="preserve">    --ignore-scripts --no-audit --no-fund</w:t>
+      </w:r>
+    </w:p>
+    <w:p>
+      <w:pPr>
+        <w:pStyle w:val="CommandBlock"/>
+      </w:pPr>
+      <w:r>
+        <w:t>Pop-Location</w:t>
+      </w:r>
+    </w:p>
+    <w:p>
+      <w:pPr>
+        <w:keepNext/>
+      </w:pPr>
+    </w:p>
+    <w:p>
+      <w:r>
+        <w:t>Then type the TypeScript compiler settings. As in Chapter 1, notepad .\typescript\tsconfig.json creates and opens the file: choose Yes, type the file, save it with Ctrl+S, and close Notepad.</w:t>
+      </w:r>
+    </w:p>
+    <w:p>
+      <w:pPr>
+        <w:keepNext/>
+      </w:pPr>
+    </w:p>
+    <w:p>
+      <w:pPr>
+        <w:pStyle w:val="Heading3"/>
+      </w:pPr>
+      <w:r>
+        <w:t>typescript/tsconfig.json</w:t>
+      </w:r>
+    </w:p>
+    <w:p>
+      <w:pPr>
+        <w:pStyle w:val="SourceCode"/>
+        <w:keepNext/>
+      </w:pPr>
+      <w:r>
+        <w:t>{</w:t>
+      </w:r>
+    </w:p>
+    <w:p>
+      <w:pPr>
+        <w:pStyle w:val="SourceCode"/>
+        <w:keepNext/>
+      </w:pPr>
+      <w:r>
+        <w:t xml:space="preserve">  "compilerOptions": {</w:t>
+      </w:r>
+    </w:p>
+    <w:p>
+      <w:pPr>
+        <w:pStyle w:val="SourceCode"/>
+      </w:pPr>
+      <w:r>
+        <w:t xml:space="preserve">    "target": "ES2022",</w:t>
+      </w:r>
+    </w:p>
+    <w:p>
+      <w:pPr>
+        <w:pStyle w:val="SourceCode"/>
+      </w:pPr>
+      <w:r>
+        <w:t xml:space="preserve">    "module": "NodeNext",</w:t>
+      </w:r>
+    </w:p>
+    <w:p>
+      <w:pPr>
+        <w:pStyle w:val="SourceCode"/>
+      </w:pPr>
+      <w:r>
+        <w:t xml:space="preserve">    "moduleResolution": "NodeNext",</w:t>
+      </w:r>
+    </w:p>
+    <w:p>
+      <w:pPr>
+        <w:pStyle w:val="SourceCode"/>
+      </w:pPr>
+      <w:r>
+        <w:t xml:space="preserve">    "rootDir": "src",</w:t>
+      </w:r>
+    </w:p>
+    <w:p>
+      <w:pPr>
+        <w:pStyle w:val="SourceCode"/>
+      </w:pPr>
+      <w:r>
+        <w:t xml:space="preserve">    "outDir": "dist",</w:t>
+      </w:r>
+    </w:p>
+    <w:p>
+      <w:pPr>
+        <w:pStyle w:val="SourceCode"/>
+      </w:pPr>
+      <w:r>
+        <w:t xml:space="preserve">    "strict": true,</w:t>
+      </w:r>
+    </w:p>
+    <w:p>
+      <w:pPr>
+        <w:pStyle w:val="SourceCode"/>
+      </w:pPr>
+      <w:r>
+        <w:t xml:space="preserve">    "types": [</w:t>
+      </w:r>
+    </w:p>
+    <w:p>
+      <w:pPr>
+        <w:pStyle w:val="SourceCode"/>
+      </w:pPr>
+      <w:r>
+        <w:t xml:space="preserve">      "node"</w:t>
+      </w:r>
+    </w:p>
+    <w:p>
+      <w:pPr>
+        <w:pStyle w:val="SourceCode"/>
+      </w:pPr>
+      <w:r>
+        <w:t xml:space="preserve">    ],</w:t>
+      </w:r>
+    </w:p>
+    <w:p>
+      <w:pPr>
+        <w:pStyle w:val="SourceCode"/>
+      </w:pPr>
+      <w:r>
+        <w:t xml:space="preserve">    "moduleDetection": "force"</w:t>
+      </w:r>
+    </w:p>
+    <w:p>
+      <w:pPr>
+        <w:pStyle w:val="SourceCode"/>
+      </w:pPr>
+      <w:r>
+        <w:t xml:space="preserve">  },</w:t>
+      </w:r>
+    </w:p>
+    <w:p>
+      <w:pPr>
+        <w:pStyle w:val="SourceCode"/>
+      </w:pPr>
+      <w:r>
+        <w:t xml:space="preserve">  "include": [</w:t>
+      </w:r>
+    </w:p>
+    <w:p>
+      <w:pPr>
+        <w:pStyle w:val="SourceCode"/>
+        <w:keepNext/>
+      </w:pPr>
+      <w:r>
+        <w:t xml:space="preserve">    "src/**/*.ts"</w:t>
+      </w:r>
+    </w:p>
+    <w:p>
+      <w:pPr>
+        <w:pStyle w:val="SourceCode"/>
+        <w:keepNext/>
+      </w:pPr>
+      <w:r>
+        <w:t xml:space="preserve">  ]</w:t>
+      </w:r>
+    </w:p>
+    <w:p>
+      <w:pPr>
+        <w:pStyle w:val="SourceCode"/>
+      </w:pPr>
+      <w:r>
+        <w:t>}</w:t>
+      </w:r>
+    </w:p>
+    <w:p>
+      <w:pPr>
+        <w:keepNext/>
+      </w:pPr>
+    </w:p>
+    <w:p>
+      <w:r>
+        <w:t>You save each source file in its language's section below, as each is shown, the same way.</w:t>
       </w:r>
     </w:p>
     <w:p>
@@ -878,7 +1167,7 @@
         <w:keepNext/>
       </w:pPr>
       <w:r>
-        <w:t>Save each source and supporting file from this lesson into the matching path in the project layout. As in Chapter 1, nano ./c/basic_functions.c creates and opens one: type the file, then save and close it with Ctrl+O, Enter, then Ctrl+X. Then install the TypeScript compiler for this project.</w:t>
+        <w:t>Then create the C#, Go, and TypeScript project files with the same commands as on Windows; cd moves into ./typescript for the npm lines, and cd .. moves back.</w:t>
       </w:r>
     </w:p>
     <w:p>
@@ -889,9 +1178,118 @@
     <w:p>
       <w:pPr>
         <w:pStyle w:val="CommandBlock"/>
-      </w:pPr>
-      <w:r>
-        <w:t>npm --prefix ./typescript install --ignore-scripts --no-audit --no-fund</w:t>
+        <w:keepNext/>
+      </w:pPr>
+      <w:r>
+        <w:t>dotnet new console -o ./csharp/BasicFunctions</w:t>
+      </w:r>
+    </w:p>
+    <w:p>
+      <w:pPr>
+        <w:pStyle w:val="CommandBlock"/>
+        <w:keepNext/>
+      </w:pPr>
+      <w:r>
+        <w:t>dotnet new console -o ./csharp/Functions</w:t>
+      </w:r>
+    </w:p>
+    <w:p>
+      <w:pPr>
+        <w:pStyle w:val="CommandBlock"/>
+        <w:keepNext/>
+      </w:pPr>
+      <w:r>
+        <w:t>go -C ./go mod init example.com/functions</w:t>
+      </w:r>
+    </w:p>
+    <w:p>
+      <w:pPr>
+        <w:pStyle w:val="CommandBlock"/>
+        <w:keepNext/>
+      </w:pPr>
+      <w:r>
+        <w:t>cd ./typescript</w:t>
+      </w:r>
+    </w:p>
+    <w:p>
+      <w:pPr>
+        <w:pStyle w:val="CommandBlock"/>
+        <w:keepNext/>
+      </w:pPr>
+      <w:r>
+        <w:t>npm init -y</w:t>
+      </w:r>
+    </w:p>
+    <w:p>
+      <w:pPr>
+        <w:pStyle w:val="CommandBlock"/>
+        <w:keepNext/>
+      </w:pPr>
+      <w:r>
+        <w:t>npm pkg set name=functions-typescript type=module</w:t>
+      </w:r>
+    </w:p>
+    <w:p>
+      <w:pPr>
+        <w:pStyle w:val="CommandBlock"/>
+        <w:keepNext/>
+      </w:pPr>
+      <w:r>
+        <w:t>npm pkg set private=true --json</w:t>
+      </w:r>
+    </w:p>
+    <w:p>
+      <w:pPr>
+        <w:pStyle w:val="CommandBlock"/>
+        <w:keepNext/>
+      </w:pPr>
+      <w:r>
+        <w:t>npm pkg set "scripts.check=tsc --noEmit" "scripts.build=tsc --noEmitOnError"</w:t>
+      </w:r>
+    </w:p>
+    <w:p>
+      <w:pPr>
+        <w:pStyle w:val="CommandBlock"/>
+        <w:keepNext/>
+      </w:pPr>
+      <w:r>
+        <w:t>npm pkg delete version description main keywords author license scripts.test</w:t>
+      </w:r>
+    </w:p>
+    <w:p>
+      <w:pPr>
+        <w:pStyle w:val="CommandBlock"/>
+        <w:keepNext/>
+      </w:pPr>
+      <w:r>
+        <w:t>npm install --save-dev --save-exact typescript@7.0.2 @types/node@24.13.5 \</w:t>
+      </w:r>
+    </w:p>
+    <w:p>
+      <w:pPr>
+        <w:pStyle w:val="CommandBlock"/>
+        <w:keepNext/>
+      </w:pPr>
+      <w:r>
+        <w:t xml:space="preserve">    --ignore-scripts --no-audit --no-fund</w:t>
+      </w:r>
+    </w:p>
+    <w:p>
+      <w:pPr>
+        <w:pStyle w:val="CommandBlock"/>
+      </w:pPr>
+      <w:r>
+        <w:t>cd ..</w:t>
+      </w:r>
+    </w:p>
+    <w:p>
+      <w:pPr>
+        <w:keepNext/>
+      </w:pPr>
+    </w:p>
+    <w:p>
+      <w:r>
+        <w:t>Type typescript/tsconfig.json exactly as shown in the Windows setup. You save each source file in its language's section below, as each is shown. As in Chapter 1, nano ./c/basic_functions.c creates and opens one: type the file, then save and close it with Ctrl+O, Enter, then Ctrl+X.</w:t>
       </w:r>
     </w:p>
     <w:p>
@@ -13041,6 +13439,11 @@
       </w:r>
     </w:p>
     <w:p>
+      <w:r>
+        <w:t>These are the files the setup commands wrote, shown here so you can check yours. Your go line shows your own Go version, and the blank lines and the order of the package.json fields may differ.</w:t>
+      </w:r>
+    </w:p>
+    <w:p>
       <w:pPr>
         <w:keepNext/>
       </w:pPr>
@@ -13375,164 +13778,6 @@
       </w:pPr>
       <w:r>
         <w:t xml:space="preserve">  }</w:t>
-      </w:r>
-    </w:p>
-    <w:p>
-      <w:pPr>
-        <w:pStyle w:val="SourceCode"/>
-      </w:pPr>
-      <w:r>
-        <w:t>}</w:t>
-      </w:r>
-    </w:p>
-    <w:p>
-      <w:pPr>
-        <w:keepNext/>
-      </w:pPr>
-    </w:p>
-    <w:p>
-      <w:pPr>
-        <w:keepNext/>
-      </w:pPr>
-    </w:p>
-    <w:p>
-      <w:pPr>
-        <w:pStyle w:val="Heading2"/>
-      </w:pPr>
-      <w:r>
-        <w:t>typescript/tsconfig.json</w:t>
-      </w:r>
-    </w:p>
-    <w:p>
-      <w:pPr>
-        <w:pStyle w:val="SourceCode"/>
-        <w:keepNext/>
-      </w:pPr>
-      <w:r>
-        <w:t>{</w:t>
-      </w:r>
-    </w:p>
-    <w:p>
-      <w:pPr>
-        <w:pStyle w:val="SourceCode"/>
-        <w:keepNext/>
-      </w:pPr>
-      <w:r>
-        <w:t xml:space="preserve">  "compilerOptions": {</w:t>
-      </w:r>
-    </w:p>
-    <w:p>
-      <w:pPr>
-        <w:pStyle w:val="SourceCode"/>
-      </w:pPr>
-      <w:r>
-        <w:t xml:space="preserve">    "target": "ES2022",</w:t>
-      </w:r>
-    </w:p>
-    <w:p>
-      <w:pPr>
-        <w:pStyle w:val="SourceCode"/>
-      </w:pPr>
-      <w:r>
-        <w:t xml:space="preserve">    "module": "NodeNext",</w:t>
-      </w:r>
-    </w:p>
-    <w:p>
-      <w:pPr>
-        <w:pStyle w:val="SourceCode"/>
-      </w:pPr>
-      <w:r>
-        <w:t xml:space="preserve">    "moduleResolution": "NodeNext",</w:t>
-      </w:r>
-    </w:p>
-    <w:p>
-      <w:pPr>
-        <w:pStyle w:val="SourceCode"/>
-      </w:pPr>
-      <w:r>
-        <w:t xml:space="preserve">    "rootDir": "src",</w:t>
-      </w:r>
-    </w:p>
-    <w:p>
-      <w:pPr>
-        <w:pStyle w:val="SourceCode"/>
-      </w:pPr>
-      <w:r>
-        <w:t xml:space="preserve">    "outDir": "dist",</w:t>
-      </w:r>
-    </w:p>
-    <w:p>
-      <w:pPr>
-        <w:pStyle w:val="SourceCode"/>
-      </w:pPr>
-      <w:r>
-        <w:t xml:space="preserve">    "strict": true,</w:t>
-      </w:r>
-    </w:p>
-    <w:p>
-      <w:pPr>
-        <w:pStyle w:val="SourceCode"/>
-      </w:pPr>
-      <w:r>
-        <w:t xml:space="preserve">    "types": [</w:t>
-      </w:r>
-    </w:p>
-    <w:p>
-      <w:pPr>
-        <w:pStyle w:val="SourceCode"/>
-      </w:pPr>
-      <w:r>
-        <w:t xml:space="preserve">      "node"</w:t>
-      </w:r>
-    </w:p>
-    <w:p>
-      <w:pPr>
-        <w:pStyle w:val="SourceCode"/>
-      </w:pPr>
-      <w:r>
-        <w:t xml:space="preserve">    ],</w:t>
-      </w:r>
-    </w:p>
-    <w:p>
-      <w:pPr>
-        <w:pStyle w:val="SourceCode"/>
-      </w:pPr>
-      <w:r>
-        <w:t xml:space="preserve">    "moduleDetection": "force"</w:t>
-      </w:r>
-    </w:p>
-    <w:p>
-      <w:pPr>
-        <w:pStyle w:val="SourceCode"/>
-      </w:pPr>
-      <w:r>
-        <w:t xml:space="preserve">  },</w:t>
-      </w:r>
-    </w:p>
-    <w:p>
-      <w:pPr>
-        <w:pStyle w:val="SourceCode"/>
-      </w:pPr>
-      <w:r>
-        <w:t xml:space="preserve">  "include": [</w:t>
-      </w:r>
-    </w:p>
-    <w:p>
-      <w:pPr>
-        <w:pStyle w:val="SourceCode"/>
-        <w:keepNext/>
-      </w:pPr>
-      <w:r>
-        <w:t xml:space="preserve">    "src/**/*.ts"</w:t>
-      </w:r>
-    </w:p>
-    <w:p>
-      <w:pPr>
-        <w:pStyle w:val="SourceCode"/>
-        <w:keepNext/>
-      </w:pPr>
-      <w:r>
-        <w:t xml:space="preserve">  ]</w:t>
       </w:r>
     </w:p>
     <w:p>
@@ -14973,31 +15218,31 @@
       </w:rPr>
     </w:lvl>
   </w:abstractNum>
-  <w:num w:numId="1" w16cid:durableId="1876887772">
+  <w:num w:numId="1" w16cid:durableId="1417484522">
     <w:abstractNumId w:val="8"/>
   </w:num>
-  <w:num w:numId="2" w16cid:durableId="2034185161">
+  <w:num w:numId="2" w16cid:durableId="1499610042">
     <w:abstractNumId w:val="6"/>
   </w:num>
-  <w:num w:numId="3" w16cid:durableId="1115947760">
+  <w:num w:numId="3" w16cid:durableId="1084180277">
     <w:abstractNumId w:val="5"/>
   </w:num>
-  <w:num w:numId="4" w16cid:durableId="1226574583">
+  <w:num w:numId="4" w16cid:durableId="873541596">
     <w:abstractNumId w:val="4"/>
   </w:num>
-  <w:num w:numId="5" w16cid:durableId="347289674">
+  <w:num w:numId="5" w16cid:durableId="195046396">
     <w:abstractNumId w:val="7"/>
   </w:num>
-  <w:num w:numId="6" w16cid:durableId="1496342911">
+  <w:num w:numId="6" w16cid:durableId="318726959">
     <w:abstractNumId w:val="3"/>
   </w:num>
-  <w:num w:numId="7" w16cid:durableId="77673496">
+  <w:num w:numId="7" w16cid:durableId="471874273">
     <w:abstractNumId w:val="2"/>
   </w:num>
-  <w:num w:numId="8" w16cid:durableId="255595296">
+  <w:num w:numId="8" w16cid:durableId="653218636">
     <w:abstractNumId w:val="1"/>
   </w:num>
-  <w:num w:numId="9" w16cid:durableId="1071973361">
+  <w:num w:numId="9" w16cid:durableId="934366439">
     <w:abstractNumId w:val="0"/>
   </w:num>
 </w:numbering>

--- a/Volume 1/Chapter 02 - Language Fundamentals/SPA_Vol1_Ch2_Lesson2_2_Functions.docx
+++ b/Volume 1/Chapter 02 - Language Fundamentals/SPA_Vol1_Ch2_Lesson2_2_Functions.docx
@@ -14433,10 +14433,7 @@
     </w:p>
     <w:p>
       <w:r>
-        <w:t>First, reuse the functions. After the production summary, set the environment to canary and the replica count to 1, then call the same three functions again, passing the environment to build_service_label as its second argument, which replaces the default. In C and Go, call build_service_label with canary instead of calling build_production_label. Do not write a new function. The output must match the Required Challenge Output below, and with the Exercise as well it must match the Required Combined Output a</w:t>
-      </w:r>
-      <w:r>
-        <w:t>fter it.</w:t>
+        <w:t>First, reuse the functions. After the production summary, set the environment to canary and the replica count to 1, then call the same three functions again, passing the environment to build_service_label as its second argument, which replaces the default. In C and Go, call build_service_label with canary instead of calling build_production_label. Do not write a new function. The output must match the Required Challenge Output below, and with the Exercise as well it must match the Required Combined Output after it.</w:t>
       </w:r>
     </w:p>
     <w:p>
